--- a/rapports/2026-06-06/EQ18/EQ18_sup_v2/DR_malforme_1_31101E_11/32-42-76-91.docx
+++ b/rapports/2026-06-06/EQ18/EQ18_sup_v2/DR_malforme_1_31101E_11/32-42-76-91.docx
@@ -297,7 +297,7 @@
           <w:color w:val="1F6FEB"/>
           <w:sz w:val="22"/>
         </w:rPr>
-        <w:t>⚠ INCOHÉRENCES À CORRIGER (26)</w:t>
+        <w:t>⚠ INCOHÉRENCES À CORRIGER (24)</w:t>
       </w:r>
     </w:p>
     <w:tbl>
@@ -396,96 +396,6 @@
                 <w:sz w:val="16"/>
               </w:rPr>
               <w:t>Message / action</w:t>
-            </w:r>
-          </w:p>
-        </w:tc>
-      </w:tr>
-      <w:tr>
-        <w:tc>
-          <w:tcPr>
-            <w:tcW w:type="dxa" w:w="964"/>
-          </w:tcPr>
-          <w:p>
-            <w:r>
-              <w:rPr>
-                <w:b/>
-                <w:i w:val="0"/>
-                <w:color w:val="DC2626"/>
-                <w:sz w:val="16"/>
-              </w:rPr>
-              <w:t>Haute</w:t>
-            </w:r>
-          </w:p>
-        </w:tc>
-        <w:tc>
-          <w:tcPr>
-            <w:tcW w:type="dxa" w:w="1247"/>
-          </w:tcPr>
-          <w:p>
-            <w:r>
-              <w:rPr>
-                <w:b/>
-                <w:i w:val="0"/>
-                <w:sz w:val="16"/>
-              </w:rPr>
-              <w:t>S02</w:t>
-              <w:br/>
-            </w:r>
-            <w:r>
-              <w:rPr>
-                <w:b w:val="0"/>
-                <w:i w:val="0"/>
-                <w:color w:val="64748B"/>
-                <w:sz w:val="14"/>
-              </w:rPr>
-              <w:t>Éducation</w:t>
-            </w:r>
-          </w:p>
-        </w:tc>
-        <w:tc>
-          <w:tcPr>
-            <w:tcW w:type="dxa" w:w="1531"/>
-          </w:tcPr>
-          <w:p>
-            <w:r>
-              <w:rPr>
-                <w:b/>
-                <w:i w:val="0"/>
-                <w:color w:val="16A34A"/>
-                <w:sz w:val="16"/>
-              </w:rPr>
-              <w:t>—</w:t>
-            </w:r>
-          </w:p>
-        </w:tc>
-        <w:tc>
-          <w:tcPr>
-            <w:tcW w:type="dxa" w:w="1191"/>
-          </w:tcPr>
-          <w:p>
-            <w:r>
-              <w:rPr>
-                <w:b w:val="0"/>
-                <w:i w:val="0"/>
-                <w:color w:val="64748B"/>
-                <w:sz w:val="16"/>
-              </w:rPr>
-              <w:t>GT-CQ</w:t>
-            </w:r>
-          </w:p>
-        </w:tc>
-        <w:tc>
-          <w:tcPr>
-            <w:tcW w:type="dxa" w:w="4706"/>
-          </w:tcPr>
-          <w:p>
-            <w:r>
-              <w:rPr>
-                <w:b w:val="0"/>
-                <w:i w:val="0"/>
-                <w:sz w:val="17"/>
-              </w:rPr>
-              <w:t>Incohérence!!! seulement les écoles privées paient les frais de scolarité (y compris les frais d'inscription).</w:t>
             </w:r>
           </w:p>
         </w:tc>
@@ -1026,96 +936,6 @@
                 <w:sz w:val="17"/>
               </w:rPr>
               <w:t>La taille du ménage lors de l'enquête principale (4) de ce ménage est inférieur à la taille du denombrement (7), prière de fournir des explications concrètes ou aller revisiter le ménage.</w:t>
-            </w:r>
-          </w:p>
-        </w:tc>
-      </w:tr>
-      <w:tr>
-        <w:tc>
-          <w:tcPr>
-            <w:tcW w:type="dxa" w:w="964"/>
-          </w:tcPr>
-          <w:p>
-            <w:r>
-              <w:rPr>
-                <w:b/>
-                <w:i w:val="0"/>
-                <w:color w:val="EA580C"/>
-                <w:sz w:val="16"/>
-              </w:rPr>
-              <w:t>Moyenne</w:t>
-            </w:r>
-          </w:p>
-        </w:tc>
-        <w:tc>
-          <w:tcPr>
-            <w:tcW w:type="dxa" w:w="1247"/>
-          </w:tcPr>
-          <w:p>
-            <w:r>
-              <w:rPr>
-                <w:b/>
-                <w:i w:val="0"/>
-                <w:sz w:val="16"/>
-              </w:rPr>
-              <w:t>S02</w:t>
-              <w:br/>
-            </w:r>
-            <w:r>
-              <w:rPr>
-                <w:b w:val="0"/>
-                <w:i w:val="0"/>
-                <w:color w:val="64748B"/>
-                <w:sz w:val="14"/>
-              </w:rPr>
-              <w:t>Éducation</w:t>
-            </w:r>
-          </w:p>
-        </w:tc>
-        <w:tc>
-          <w:tcPr>
-            <w:tcW w:type="dxa" w:w="1531"/>
-          </w:tcPr>
-          <w:p>
-            <w:r>
-              <w:rPr>
-                <w:b/>
-                <w:i w:val="0"/>
-                <w:color w:val="16A34A"/>
-                <w:sz w:val="16"/>
-              </w:rPr>
-              <w:t>—</w:t>
-            </w:r>
-          </w:p>
-        </w:tc>
-        <w:tc>
-          <w:tcPr>
-            <w:tcW w:type="dxa" w:w="1191"/>
-          </w:tcPr>
-          <w:p>
-            <w:r>
-              <w:rPr>
-                <w:b w:val="0"/>
-                <w:i w:val="0"/>
-                <w:color w:val="64748B"/>
-                <w:sz w:val="16"/>
-              </w:rPr>
-              <w:t>GT-CQ</w:t>
-            </w:r>
-          </w:p>
-        </w:tc>
-        <w:tc>
-          <w:tcPr>
-            <w:tcW w:type="dxa" w:w="4706"/>
-          </w:tcPr>
-          <w:p>
-            <w:r>
-              <w:rPr>
-                <w:b w:val="0"/>
-                <w:i w:val="0"/>
-                <w:sz w:val="17"/>
-              </w:rPr>
-              <w:t>veuillez, s'il vous plait, confirmer les frais de scolarité ( 2000 FCFA) payée de AMINATA CAMARA avec le QG ou apporter les corrections nécessaires.</w:t>
             </w:r>
           </w:p>
         </w:tc>
